--- a/Literature review.docx
+++ b/Literature review.docx
@@ -24,7 +24,7 @@
         <w:pStyle w:val="Heading1"/>
       </w:pPr>
       <w:r>
-        <w:t xml:space="preserve">How does procedural complexity affect the efficacy of spaced retrieval practice?</w:t>
+        <w:t xml:space="preserve">Chapter one</w:t>
       </w:r>
     </w:p>
     <w:p>
@@ -117,7 +117,7 @@
         <w:pStyle w:val="Heading1"/>
       </w:pPr>
       <w:r>
-        <w:t xml:space="preserve">How does procedural complexity affect the efficacy of spaced retrieval practice?</w:t>
+        <w:t xml:space="preserve">Chapter one</w:t>
       </w:r>
     </w:p>
     <w:p>
@@ -125,7 +125,7 @@
         <w:pStyle w:val="FirstParagraph"/>
       </w:pPr>
       <w:r>
-        <w:t xml:space="preserve">Recent advice on best practices in education have focused on the long-term retention of key mathematical knowledge</w:t>
+        <w:t xml:space="preserve">Many recent suggested best practice in education have focused on the long-term retention of key mathematical knowledge</w:t>
       </w:r>
       <w:r>
         <w:t xml:space="preserve"> </w:t>
@@ -165,7 +165,7 @@
         <w:t xml:space="preserve">)</w:t>
       </w:r>
       <w:r>
-        <w:t xml:space="preserve">. Learners’ inability to retrieve past material requires instructors to allocate additional time reintroducing it, which impedes not only the learners’ own progress but also, in classroom settings, the progress of others. Time is a scarce resource in educational settings, making this an important problem to remedy.</w:t>
+        <w:t xml:space="preserve">. Learners’ inability to retrieve past material requires instructors to allocate additional time reintroducing it, which impedes not only the learners’ own progress but also, in classroom settings, the progress of all. As time is a scarce resource in educational settings, making this an important problem to remedy.</w:t>
       </w:r>
     </w:p>
     <w:p>
@@ -173,7 +173,7 @@
         <w:pStyle w:val="BodyText"/>
       </w:pPr>
       <w:r>
-        <w:t xml:space="preserve">Fortunately, there are promising interventions that require little additional time and resources: distributing practice and promoting active retrieval. These two interventions employ the spacing effect and testing effect, respectively. The spacing effect describes the difference in retention of information when practice is distributed over multiple sessions, rather than in one massed session. The testing effect describes the change in retention when material is actively retrieved rather than restudied. In combination, they form spaced retrieval practice</w:t>
+        <w:t xml:space="preserve">Fortunately, there are promising interventions that require little additional time and resources: distributing practice and promoting active retrieval. These two interventions employ robust phenomena from cognitive psychology: the spacing effect and testing effect. The spacing effect describes the difference in retention of information when practice is distributed over multiple sessions, rather than in one massed session. The testing effect describes the change in retention when material is actively retrieved rather than restudied. In combination, they form spaced retrieval practice</w:t>
       </w:r>
       <w:r>
         <w:t xml:space="preserve"> </w:t>
@@ -228,10 +228,155 @@
         <w:r>
           <w:rPr>
             <w:rStyle w:val="Hyperlink"/>
+            <w:i/>
             <w:iCs/>
+          </w:rPr>
+          <w:t xml:space="preserve">Sparx Maths</w:t>
+        </w:r>
+        <w:r>
+          <w:rPr>
+            <w:rStyle w:val="Hyperlink"/>
+          </w:rPr>
+          <w:t xml:space="preserve">, n.d.</w:t>
+        </w:r>
+      </w:hyperlink>
+      <w:r>
+        <w:t xml:space="preserve">)</w:t>
+      </w:r>
+      <w:r>
+        <w:t xml:space="preserve"> </w:t>
+      </w:r>
+      <w:r>
+        <w:t xml:space="preserve">claim to harness the spacing and testing effect to improve retention for pupils. In particular,</w:t>
+      </w:r>
+      <w:r>
+        <w:t xml:space="preserve"> </w:t>
+      </w:r>
+      <w:r>
+        <w:rPr>
+          <w:i/>
+          <w:iCs/>
+        </w:rPr>
+        <w:t xml:space="preserve">Sparx Maths</w:t>
+      </w:r>
+      <w:r>
+        <w:t xml:space="preserve"> </w:t>
+      </w:r>
+      <w:r>
+        <w:t xml:space="preserve">(</w:t>
+      </w:r>
+      <w:hyperlink w:anchor="ref-sparxma">
+        <w:r>
+          <w:rPr>
+            <w:rStyle w:val="Hyperlink"/>
+          </w:rPr>
+          <w:t xml:space="preserve">n.d.</w:t>
+        </w:r>
+      </w:hyperlink>
+      <w:r>
+        <w:t xml:space="preserve">)</w:t>
+      </w:r>
+      <w:r>
+        <w:t xml:space="preserve"> </w:t>
+      </w:r>
+      <w:r>
+        <w:t xml:space="preserve">states that they</w:t>
+      </w:r>
+      <w:r>
+        <w:t xml:space="preserve"> </w:t>
+      </w:r>
+      <w:r>
+        <w:t xml:space="preserve">“</w:t>
+      </w:r>
+      <w:r>
+        <w:rPr>
+          <w:i/>
+          <w:iCs/>
+        </w:rPr>
+        <w:t xml:space="preserve">ensure the practice uses spaced repetition and interleaving to support a change in students’ long-term memories</w:t>
+      </w:r>
+      <w:r>
+        <w:t xml:space="preserve">”</w:t>
+      </w:r>
+      <w:r>
+        <w:t xml:space="preserve"> </w:t>
+      </w:r>
+      <w:r>
+        <w:t xml:space="preserve">and their software is</w:t>
+      </w:r>
+      <w:r>
+        <w:t xml:space="preserve"> </w:t>
+      </w:r>
+      <w:r>
+        <w:t xml:space="preserve">“</w:t>
+      </w:r>
+      <w:r>
+        <w:rPr>
+          <w:i/>
+          <w:iCs/>
+        </w:rPr>
+        <w:t xml:space="preserve">is proven by The University of Cambridge to significantly boost grades</w:t>
+      </w:r>
+      <w:r>
+        <w:t xml:space="preserve">”</w:t>
+      </w:r>
+      <w:r>
+        <w:t xml:space="preserve">. This is in reference to a technical report commissioned by Sparx and implemented by RAND Europe and the University of Cambridge</w:t>
+      </w:r>
+      <w:r>
+        <w:t xml:space="preserve"> </w:t>
+      </w:r>
+      <w:r>
+        <w:t xml:space="preserve">(</w:t>
+      </w:r>
+      <w:hyperlink w:anchor="ref-brown2021">
+        <w:r>
+          <w:rPr>
+            <w:rStyle w:val="Hyperlink"/>
+          </w:rPr>
+          <w:t xml:space="preserve">Brown et al., 2021</w:t>
+        </w:r>
+      </w:hyperlink>
+      <w:r>
+        <w:t xml:space="preserve">)</w:t>
+      </w:r>
+      <w:r>
+        <w:t xml:space="preserve">. They found that greater time spent on the Sparx Maths platform is positively and significantly associated with higher outcomes in maths. However, there is still limited research into the efficacy of these programs with no peer-reviewed studies investigating their use of spacing</w:t>
+      </w:r>
+      <w:r>
+        <w:t xml:space="preserve"> </w:t>
+      </w:r>
+      <w:r>
+        <w:t xml:space="preserve">(</w:t>
+      </w:r>
+      <w:hyperlink w:anchor="ref-gidaropoulos2021">
+        <w:r>
+          <w:rPr>
+            <w:rStyle w:val="Hyperlink"/>
+          </w:rPr>
+          <w:t xml:space="preserve">Gidaropoulos, 2021</w:t>
+        </w:r>
+      </w:hyperlink>
+      <w:r>
+        <w:t xml:space="preserve">)</w:t>
+      </w:r>
+      <w:r>
+        <w:t xml:space="preserve">. With sites such as Sparx Maths being in use by more than 2 million students in more than 2,200 schools</w:t>
+      </w:r>
+      <w:r>
+        <w:t xml:space="preserve"> </w:t>
+      </w:r>
+      <w:r>
+        <w:t xml:space="preserve">(</w:t>
+      </w:r>
+      <w:hyperlink w:anchor="ref-sparxma">
+        <w:r>
+          <w:rPr>
+            <w:rStyle w:val="Hyperlink"/>
             <w:i/>
-          </w:rPr>
-          <w:t xml:space="preserve">Sparx Maths - Home</w:t>
+            <w:iCs/>
+          </w:rPr>
+          <w:t xml:space="preserve">Sparx Maths</w:t>
         </w:r>
         <w:r>
           <w:rPr>
@@ -244,20 +389,7 @@
         <w:t xml:space="preserve">)</w:t>
       </w:r>
       <w:r>
-        <w:t xml:space="preserve"> </w:t>
-      </w:r>
-      <w:r>
-        <w:t xml:space="preserve">claim to harness the spacing and testing effect to improve retention for pupils. In particular,</w:t>
-      </w:r>
-      <w:r>
-        <w:t xml:space="preserve"> </w:t>
-      </w:r>
-      <w:r>
-        <w:rPr>
-          <w:iCs/>
-          <w:i/>
-        </w:rPr>
-        <w:t xml:space="preserve">Sparx Maths - Home</w:t>
+        <w:t xml:space="preserve">, a small positive effect on retention could have a large impact. Furthermore, there is an increasing push to bring these effects into everyday classroom use. A recent report by the British government suggests frequent, low-stakes testing as an essential strategy to improve outcomes</w:t>
       </w:r>
       <w:r>
         <w:t xml:space="preserve"> </w:t>
@@ -265,138 +397,6 @@
       <w:r>
         <w:t xml:space="preserve">(</w:t>
       </w:r>
-      <w:hyperlink w:anchor="ref-sparxma">
-        <w:r>
-          <w:rPr>
-            <w:rStyle w:val="Hyperlink"/>
-          </w:rPr>
-          <w:t xml:space="preserve">n.d.</w:t>
-        </w:r>
-      </w:hyperlink>
-      <w:r>
-        <w:t xml:space="preserve">)</w:t>
-      </w:r>
-      <w:r>
-        <w:t xml:space="preserve"> </w:t>
-      </w:r>
-      <w:r>
-        <w:t xml:space="preserve">states that they</w:t>
-      </w:r>
-      <w:r>
-        <w:t xml:space="preserve"> </w:t>
-      </w:r>
-      <w:r>
-        <w:t xml:space="preserve">“</w:t>
-      </w:r>
-      <w:r>
-        <w:rPr>
-          <w:iCs/>
-          <w:i/>
-        </w:rPr>
-        <w:t xml:space="preserve">ensure the practice uses spaced repetition and interleaving to support a change in students’ long-term memories</w:t>
-      </w:r>
-      <w:r>
-        <w:t xml:space="preserve">”</w:t>
-      </w:r>
-      <w:r>
-        <w:t xml:space="preserve"> </w:t>
-      </w:r>
-      <w:r>
-        <w:t xml:space="preserve">and their software is</w:t>
-      </w:r>
-      <w:r>
-        <w:t xml:space="preserve"> </w:t>
-      </w:r>
-      <w:r>
-        <w:t xml:space="preserve">“</w:t>
-      </w:r>
-      <w:r>
-        <w:rPr>
-          <w:iCs/>
-          <w:i/>
-        </w:rPr>
-        <w:t xml:space="preserve">is proven by The University of Cambridge to significantly boost grades</w:t>
-      </w:r>
-      <w:r>
-        <w:t xml:space="preserve">”</w:t>
-      </w:r>
-      <w:r>
-        <w:t xml:space="preserve">. This is in reference to a technical report commissioned by Sparx and implemented by RAND Europe and the University of Cambridge</w:t>
-      </w:r>
-      <w:r>
-        <w:t xml:space="preserve"> </w:t>
-      </w:r>
-      <w:r>
-        <w:t xml:space="preserve">(</w:t>
-      </w:r>
-      <w:hyperlink w:anchor="ref-brown2021">
-        <w:r>
-          <w:rPr>
-            <w:rStyle w:val="Hyperlink"/>
-          </w:rPr>
-          <w:t xml:space="preserve">Brown et al., 2021</w:t>
-        </w:r>
-      </w:hyperlink>
-      <w:r>
-        <w:t xml:space="preserve">)</w:t>
-      </w:r>
-      <w:r>
-        <w:t xml:space="preserve">. They found that greater time spent on the Sparx Maths platform is positively and significantly associated with higher outcomes in maths. However, there is still limited research into the efficacy of these programs with no peer-reviewed studies investigating their use of spacing</w:t>
-      </w:r>
-      <w:r>
-        <w:t xml:space="preserve"> </w:t>
-      </w:r>
-      <w:r>
-        <w:t xml:space="preserve">(</w:t>
-      </w:r>
-      <w:hyperlink w:anchor="ref-gidaropoulos2021">
-        <w:r>
-          <w:rPr>
-            <w:rStyle w:val="Hyperlink"/>
-          </w:rPr>
-          <w:t xml:space="preserve">Gidaropoulos, 2021</w:t>
-        </w:r>
-      </w:hyperlink>
-      <w:r>
-        <w:t xml:space="preserve">)</w:t>
-      </w:r>
-      <w:r>
-        <w:t xml:space="preserve">. With sites such as Sparx Maths being in use by more than 2 million students in more than 2,200 schools</w:t>
-      </w:r>
-      <w:r>
-        <w:t xml:space="preserve"> </w:t>
-      </w:r>
-      <w:r>
-        <w:t xml:space="preserve">(</w:t>
-      </w:r>
-      <w:hyperlink w:anchor="ref-sparxma">
-        <w:r>
-          <w:rPr>
-            <w:rStyle w:val="Hyperlink"/>
-            <w:iCs/>
-            <w:i/>
-          </w:rPr>
-          <w:t xml:space="preserve">Sparx Maths - Home</w:t>
-        </w:r>
-        <w:r>
-          <w:rPr>
-            <w:rStyle w:val="Hyperlink"/>
-          </w:rPr>
-          <w:t xml:space="preserve">, n.d.</w:t>
-        </w:r>
-      </w:hyperlink>
-      <w:r>
-        <w:t xml:space="preserve">)</w:t>
-      </w:r>
-      <w:r>
-        <w:t xml:space="preserve">, a small positive effect on retention could have a large impact. Furthermore, there is an increasing push to bring these effects into everyday classroom use. A recent report by the British government suggests frequent, low-stakes testing as an essential strategy to improve outcomes</w:t>
-      </w:r>
-      <w:r>
-        <w:t xml:space="preserve"> </w:t>
-      </w:r>
-      <w:r>
-        <w:t xml:space="preserve">(</w:t>
-      </w:r>
       <w:hyperlink w:anchor="ref-ofsted2021">
         <w:r>
           <w:rPr>
@@ -417,7 +417,7 @@
         <w:pStyle w:val="BodyText"/>
       </w:pPr>
       <w:r>
-        <w:t xml:space="preserve">This review has two purposes. Firstly, to review the existing evidence for spaced retrieval practice for mathematics and, secondly, to explore factors that moderate its effectiveness. The evidence for the spacing and testing effect will be discussed, and different theoretical accounts will be described and evaluated, followed by a potential problem with investigating retrieval in mathematics. Next, the evidence on the effectiveness of combining spacing and testing (spaced retrieval practice) in mathematics will be reviewed along with proposed moderators. Subsequently, there will be a discussion of complexity, why it is important and how it is defined in relation to mathematical content. Subsequently, the discussion will turn to the concept of complexity—its definition, importance, and potential influence on the efficacy of spaced retrieval practice, as well as how it may interact with different theoretical accounts.</w:t>
+        <w:t xml:space="preserve">This review has two purposes. Firstly, to review the existing evidence for spaced retrieval practice for mathematics and, secondly, to explore factors that moderate its effectiveness. The evidence for the spacing and testing effect will be discussed, and different theoretical accounts will be described and evaluated, followed by a potential problem with investigating retrieval in mathematics. Next, the evidence on the effectiveness of combining spacing and testing (spaced retrieval practice) in mathematics will be reviewed along with proposed moderators. Subsequently, the discussion will turn to the concept of complexity, its definition, importance, and potential influence on the efficacy of spaced retrieval practice, as well as how it may interact with different theoretical accounts. Finally, I explain how the current literature motivated my hypotheses.</w:t>
       </w:r>
     </w:p>
     <w:bookmarkEnd w:id="22"/>
@@ -518,15 +518,15 @@
         <w:t xml:space="preserve"> </w:t>
       </w:r>
       <w:r>
-        <w:t xml:space="preserve">into different types of educational interventions found spaced versus massed practice to be one of the most effective. They found an effect of</w:t>
-      </w:r>
-      <w:r>
-        <w:t xml:space="preserve"> </w:t>
-      </w:r>
-      <w:r>
-        <w:rPr>
-          <w:iCs/>
-          <w:i/>
+        <w:t xml:space="preserve">into different types of educational interventions found spaced versus massed practice to be one of the most effective. They found an mean effect size of</w:t>
+      </w:r>
+      <w:r>
+        <w:t xml:space="preserve"> </w:t>
+      </w:r>
+      <w:r>
+        <w:rPr>
+          <w:i/>
+          <w:iCs/>
         </w:rPr>
         <w:t xml:space="preserve">d</w:t>
       </w:r>
@@ -541,8 +541,8 @@
       </w:r>
       <w:r>
         <w:rPr>
-          <w:iCs/>
-          <w:i/>
+          <w:i/>
+          <w:iCs/>
         </w:rPr>
         <w:t xml:space="preserve">d</w:t>
       </w:r>
@@ -763,13 +763,13 @@
       </w:pPr>
       <w:r>
         <w:rPr>
-          <w:iCs/>
-          <w:i/>
+          <w:i/>
+          <w:iCs/>
         </w:rPr>
         <w:t xml:space="preserve">Note</w:t>
       </w:r>
       <w:r>
-        <w:t xml:space="preserve">. Retrieval strength signifies how easily the item can be retrieved from long-term memory. The thick vertical line represents a post-test. The dashed vertical lines signify retrieval events, the faded red dashed lines show how the memory would have continued to decay without the retrieval events.</w:t>
+        <w:t xml:space="preserve">. Retrieval strength signifies how easily the item can be retrieved from long-term memory. The thick vertical line represents a post-test. The dashed vertical lines signify retrieval events, the lighter dashed lines show how the memory would have continued to decay without the retrieval events.</w:t>
       </w:r>
     </w:p>
     <w:p>
@@ -942,8 +942,8 @@
       </w:pPr>
       <w:r>
         <w:rPr>
-          <w:iCs/>
-          <w:i/>
+          <w:i/>
+          <w:iCs/>
         </w:rPr>
         <w:t xml:space="preserve">Note</w:t>
       </w:r>
@@ -960,8 +960,8 @@
       </w:r>
       <w:r>
         <w:rPr>
-          <w:iCs/>
-          <w:i/>
+          <w:i/>
+          <w:iCs/>
         </w:rPr>
         <w:t xml:space="preserve">N</w:t>
       </w:r>
@@ -1015,19 +1015,21 @@
         <w:t xml:space="preserve"> </w:t>
       </w:r>
       <w:r>
-        <w:t xml:space="preserve">“</w:t>
-      </w:r>
-      <w:r>
-        <w:t xml:space="preserve">optimum</w:t>
-      </w:r>
-      <w:r>
-        <w:t xml:space="preserve">”</w:t>
-      </w:r>
-      <w:r>
-        <w:t xml:space="preserve"> </w:t>
-      </w:r>
-      <w:r>
-        <w:t xml:space="preserve">spacing schedule, but rather it depends on how long the learner is required to remember an item. More complex spacing schedules are possible with more than two sessions. In this case, key design features are the number of sessions and whether these sessions are uniformly spaced or expanding. This was an interesting question to ask as initial short gaps boost the chance of a successful retrieval, which strengthens the memory allowing for a greater chance of retrieval after the next longer gap</w:t>
+        <w:t xml:space="preserve">“optimum”</w:t>
+      </w:r>
+      <w:r>
+        <w:t xml:space="preserve"> </w:t>
+      </w:r>
+      <w:r>
+        <w:t xml:space="preserve">spacing schedule, but rather it depends on how long the learner is required to remember an item.</w:t>
+      </w:r>
+    </w:p>
+    <w:p>
+      <w:pPr>
+        <w:pStyle w:val="BodyText"/>
+      </w:pPr>
+      <w:r>
+        <w:t xml:space="preserve">More complex spacing schedules are possible with more than two sessions. In this case, key design features are the number of sessions and whether these sessions are uniformly spaced or expanding. This was an interesting question to ask as initial short gaps boost the chance of a successful retrieval, which strengthens the memory allowing for a greater chance of retrieval after the next longer gap</w:t>
       </w:r>
       <w:r>
         <w:t xml:space="preserve"> </w:t>
@@ -1087,7 +1089,15 @@
         <w:t xml:space="preserve">)</w:t>
       </w:r>
       <w:r>
-        <w:t xml:space="preserve">. On the other hand, if both schedules offer equal benefits, expanding schedules are more time-efficient because they produce the same retention gain over the same period with fewer practice sessions. Alongside increased retention, spacing also improves students’ and teachers’ ability to accurately gauge learning. For instance, when Year 7 students were asked to predict their scores on a post-test after completing either a massed or spaced practice routine, those who engaged in spaced practice not only achieved higher scores but also made more accurate predictions</w:t>
+        <w:t xml:space="preserve">. On the other hand, if both schedules offer equal benefits, expanding schedules are more time-efficient because they produce the same retention gain over the same period with fewer practice sessions.</w:t>
+      </w:r>
+    </w:p>
+    <w:p>
+      <w:pPr>
+        <w:pStyle w:val="BodyText"/>
+      </w:pPr>
+      <w:r>
+        <w:t xml:space="preserve">Alongside increased retention, spacing also improves students’ and teachers’ ability to accurately gauge learning. For instance, when Year 7 students were asked to predict their scores on a post-test after completing either a massed or spaced practice routine, those who engaged in spaced practice not only achieved higher scores but also made more accurate predictions</w:t>
       </w:r>
       <w:r>
         <w:t xml:space="preserve"> </w:t>
@@ -1130,7 +1140,7 @@
         <w:t xml:space="preserve"> </w:t>
       </w:r>
       <w:r>
-        <w:t xml:space="preserve">suggest this overconfidence may have arisen because massed practice led to greater fluency within the session, however this performance did not lead to greater long-term learning.</w:t>
+        <w:t xml:space="preserve">suggest this overconfidence may have arisen because massed practice led to greater fluency within the session; however, this performance did not lead to greater long-term learning.</w:t>
       </w:r>
     </w:p>
     <w:bookmarkStart w:id="31" w:name="theories-of-the-spacing-effect"/>
@@ -1249,7 +1259,17 @@
         <w:pStyle w:val="BodyText"/>
       </w:pPr>
       <w:r>
-        <w:t xml:space="preserve">Study-phase retrieval suggests that the memory of a previously studied item is strengthened by the retrieval of the original learning event</w:t>
+        <w:rPr>
+          <w:i/>
+          <w:iCs/>
+        </w:rPr>
+        <w:t xml:space="preserve">Study-phase retrieval</w:t>
+      </w:r>
+      <w:r>
+        <w:t xml:space="preserve"> </w:t>
+      </w:r>
+      <w:r>
+        <w:t xml:space="preserve">suggests that the memory of a previously studied item is strengthened by the retrieval of the original learning event</w:t>
       </w:r>
       <w:r>
         <w:t xml:space="preserve"> </w:t>
@@ -1289,7 +1309,7 @@
         <w:t xml:space="preserve">)</w:t>
       </w:r>
       <w:r>
-        <w:t xml:space="preserve">. The harder the item is to recall, while still being successful, the better for future recall. This is in line with the idea of desirable difficulties, which suggested that there are techniques (e.g., spacing, interleaving, retrieval practice) that make learning harder, to the detriment of performance, but leads to greater long-term retention</w:t>
+        <w:t xml:space="preserve">. The more difficult an the item is to recall - while still being successfully retrieved - the better for future recall. This aligns with the concept of desirable difficulties, which suggests that certain techniques (e.g., spacing, interleaving, retrieval practice) may initially hinder performance but ultimately lead to greater long-term retention</w:t>
       </w:r>
       <w:r>
         <w:t xml:space="preserve"> </w:t>
@@ -1332,7 +1352,7 @@
         <w:t xml:space="preserve"> </w:t>
       </w:r>
       <w:r>
-        <w:t xml:space="preserve">when spacing caused increased processing effort (measured by pupil dilation) for word pair learning. When the retrieval interval is too long in a spacing experiment, the probability of successful retrieval is too low and therefore in the study-phase retrieval account, retention for that item is worse. This potentially explains the non-monotonic relationship between inter-session intervals and retrieval intervals. Additional evidence for the study-phase retrieval comes from an experiment showing that participants could judge how far apart two presentations of the same word, but not two differing words</w:t>
+        <w:t xml:space="preserve">when spacing caused increased processing effort (measured by pupil dilation) for word pair learning. When the retrieval interval is too long, the probability of successful retrieval decreases, resulting in poorer retention for that item according to the study-phase retrieval account This potentially explains the non-monotonic relationship between inter-session intervals and retrieval intervals. Additional evidence for the study-phase retrieval comes from an experiment showing that participants could judge the spacing between two presentations of the same word but struggled to do so with two differing words</w:t>
       </w:r>
       <w:r>
         <w:t xml:space="preserve"> </w:t>
@@ -1372,7 +1392,7 @@
         <w:t xml:space="preserve">)</w:t>
       </w:r>
       <w:r>
-        <w:t xml:space="preserve">, who asked participants to study two word lists. They found that when participants were asked to indicate whether a word was repeated on either the current or the previous list, their future recall ability of these repetitions was enhanced when the word appeared on the previous list compared to when it was repeated within one list.</w:t>
+        <w:t xml:space="preserve">, who asked participants to study two word lists. They found that when participants were asked to indicate whether a word was repeated on either the current or the previous list, their future recall ability of these repetitions was enhanced when the word appeared on the previous list compared to when it was repeated within the same list.</w:t>
       </w:r>
     </w:p>
     <w:p>
@@ -1380,7 +1400,17 @@
         <w:pStyle w:val="BodyText"/>
       </w:pPr>
       <w:r>
-        <w:t xml:space="preserve">Another account of the spacing effect is contextual variability</w:t>
+        <w:t xml:space="preserve">Another account of the spacing effect is</w:t>
+      </w:r>
+      <w:r>
+        <w:t xml:space="preserve"> </w:t>
+      </w:r>
+      <w:r>
+        <w:rPr>
+          <w:i/>
+          <w:iCs/>
+        </w:rPr>
+        <w:t xml:space="preserve">contextual variability</w:t>
       </w:r>
       <w:r>
         <w:t xml:space="preserve"> </w:t>
@@ -1463,7 +1493,7 @@
         <w:t xml:space="preserve">)</w:t>
       </w:r>
       <w:r>
-        <w:t xml:space="preserve">. A particularly notable early failure to empirically support this theory was performed by</w:t>
+        <w:t xml:space="preserve">. An early, though notable, failure to empirically support contextual variability was performed by</w:t>
       </w:r>
       <w:r>
         <w:t xml:space="preserve"> </w:t>
@@ -1483,7 +1513,7 @@
         <w:t xml:space="preserve">)</w:t>
       </w:r>
       <w:r>
-        <w:t xml:space="preserve">. In this experiment participants learnt two lists. One list where an item at position x in a sequence is repeated at position y. A second list where two different items are positioned at x and y. The probability of recalling one of the repeated words, during free recall, would be the same as the probability of recalling one of the two different words. This is because they are at the same position in the list, therefore have the same context. They did not find this to be the case, therefore considered this evidence against the contextual variability theory. However,</w:t>
+        <w:t xml:space="preserve">. In this experiment, participants learnt two lists. One list where an item at position x in a sequence is repeated at position y. A second list where two different items are positioned at x and y. The probability of recalling one of the repeated words, during free recall, would be the same as the probability of recalling one of the two different words. This is because they are at the same position in the list, therefore have the same context. They did not find this to be the case, therefore considered this evidence against the contextual variability theory. However,</w:t>
       </w:r>
       <w:r>
         <w:t xml:space="preserve"> </w:t>
@@ -1514,7 +1544,23 @@
         <w:pStyle w:val="BodyText"/>
       </w:pPr>
       <w:r>
-        <w:t xml:space="preserve">The deficient processing account of the spacing effect suggests that the phenomenon arises due to learners not processing the material in sufficient depth under the massed condition</w:t>
+        <w:t xml:space="preserve">The</w:t>
+      </w:r>
+      <w:r>
+        <w:t xml:space="preserve"> </w:t>
+      </w:r>
+      <w:r>
+        <w:rPr>
+          <w:i/>
+          <w:iCs/>
+        </w:rPr>
+        <w:t xml:space="preserve">deficient processing account</w:t>
+      </w:r>
+      <w:r>
+        <w:t xml:space="preserve"> </w:t>
+      </w:r>
+      <w:r>
+        <w:t xml:space="preserve">of the spacing effect suggests that the phenomenon arises due to learners not processing the material in sufficient depth under the massed condition</w:t>
       </w:r>
       <w:r>
         <w:t xml:space="preserve"> </w:t>
@@ -1642,13 +1688,29 @@
         <w:t xml:space="preserve">)</w:t>
       </w:r>
       <w:r>
-        <w:t xml:space="preserve">, ** has been offered as an alternative theory</w:t>
-      </w:r>
-      <w:r>
-        <w:t xml:space="preserve"> </w:t>
-      </w:r>
-      <w:r>
-        <w:t xml:space="preserve">O. Chen &amp; Kalyuga (</w:t>
+        <w:t xml:space="preserve">,</w:t>
+      </w:r>
+      <w:r>
+        <w:t xml:space="preserve"> </w:t>
+      </w:r>
+      <w:r>
+        <w:rPr>
+          <w:i/>
+          <w:iCs/>
+        </w:rPr>
+        <w:t xml:space="preserve">Working Memory Resource Depletion</w:t>
+      </w:r>
+      <w:r>
+        <w:t xml:space="preserve"> </w:t>
+      </w:r>
+      <w:r>
+        <w:t xml:space="preserve">has been offered as an alternative theory to explain some forms of the spacing effect</w:t>
+      </w:r>
+      <w:r>
+        <w:t xml:space="preserve"> </w:t>
+      </w:r>
+      <w:r>
+        <w:t xml:space="preserve">Chen &amp; Kalyuga (</w:t>
       </w:r>
       <w:hyperlink w:anchor="ref-chen2019">
         <w:r>
@@ -1669,8 +1731,8 @@
       </w:r>
       <w:r>
         <w:rPr>
-          <w:iCs/>
-          <w:i/>
+          <w:i/>
+          <w:iCs/>
         </w:rPr>
         <w:t xml:space="preserve">element interactivity</w:t>
       </w:r>
@@ -1688,7 +1750,7 @@
           <w:rPr>
             <w:rStyle w:val="Hyperlink"/>
           </w:rPr>
-          <w:t xml:space="preserve">O. Chen et al., 2023</w:t>
+          <w:t xml:space="preserve">Chen et al., 2023</w:t>
         </w:r>
       </w:hyperlink>
       <w:r>
@@ -1701,7 +1763,7 @@
         <w:t xml:space="preserve"> </w:t>
       </w:r>
       <w:r>
-        <w:t xml:space="preserve">O. Chen et al. (</w:t>
+        <w:t xml:space="preserve">Chen et al. (</w:t>
       </w:r>
       <w:hyperlink w:anchor="ref-chen2024">
         <w:r>
@@ -1749,7 +1811,7 @@
         <w:t xml:space="preserve"> </w:t>
       </w:r>
       <w:r>
-        <w:t xml:space="preserve">O. Chen et al. (</w:t>
+        <w:t xml:space="preserve">Chen et al. (</w:t>
       </w:r>
       <w:hyperlink w:anchor="ref-chen2024">
         <w:r>
@@ -1769,7 +1831,7 @@
         <w:t xml:space="preserve"> </w:t>
       </w:r>
       <w:r>
-        <w:t xml:space="preserve">O. Chen et al. (</w:t>
+        <w:t xml:space="preserve">Chen et al. (</w:t>
       </w:r>
       <w:hyperlink w:anchor="ref-chen2024">
         <w:r>
@@ -1874,7 +1936,7 @@
         <w:t xml:space="preserve">)</w:t>
       </w:r>
       <w:r>
-        <w:t xml:space="preserve">, combines deficient processing and contextual variability to create a formal model of the spacing effect. The Predictive Performance Equation and Pavlik and Anderson’s model performed similarly in predicting the results, while the Search of Associative Memory model performed worse. This provides some evidence for study-phase retrieval and against deficient processing and contextual variability. Overall, there is greatest evidence for study-phase retrieval, possibly in combination with contextual variability.</w:t>
+        <w:t xml:space="preserve">, combines deficient processing and contextual variability to create a formal model of the spacing effect. The Predictive Performance Equation and Pavlik and Anderson’s model performed similarly in predicting the results, while the Search of Associative Memory model performed worse. This provides some evidence for study-phase retrieval and against deficient processing and contextual variability. Overall, there is greatest evidence for study-phase retrieval, possibly in combination with contextual variability. Importantly, only the working memory depletion hypothesis takes into account the</w:t>
       </w:r>
     </w:p>
     <w:bookmarkEnd w:id="31"/>
@@ -1893,7 +1955,7 @@
         <w:pStyle w:val="FirstParagraph"/>
       </w:pPr>
       <w:r>
-        <w:t xml:space="preserve">Retrieval practice is an intervention which harnesses the testing effect. It describes the increase in retention when a to be learned item is actively retrieved from memory as opposed to when it is restudied. Typical retrieval practice paradigms involve an initial learning session followed by a post-test. This initial learning session will either be a retrieval or non-retrieval-based learning task. In a classic retrieval practice study participants read science facts initially and then either reread the facts or practised retrieval through free recall</w:t>
+        <w:t xml:space="preserve">Across the experiments presented in this thesis, I do not manipulate testing versus restudy, however as it is included in the meta-analysis it is breifly discussed here. Retrieval practice is an intervention which harnesses the testing effect. It describes the increase in retention when a to be learned item is actively retrieved from memory as opposed to when it is restudied. Typical retrieval practice paradigms involve an initial learning session followed by a post-test. This initial learning session will either be a retrieval or non-retrieval-based learning task. In a classic retrieval practice study participants read science facts initially and then either reread the facts or practised retrieval through free recall</w:t>
       </w:r>
       <w:r>
         <w:t xml:space="preserve"> </w:t>
@@ -1920,8 +1982,8 @@
       </w:r>
       <w:r>
         <w:rPr>
-          <w:iCs/>
-          <w:i/>
+          <w:i/>
+          <w:iCs/>
         </w:rPr>
         <w:t xml:space="preserve">g</w:t>
       </w:r>
@@ -1933,8 +1995,8 @@
       </w:r>
       <w:r>
         <w:rPr>
-          <w:iCs/>
-          <w:i/>
+          <w:i/>
+          <w:iCs/>
         </w:rPr>
         <w:t xml:space="preserve">g</w:t>
       </w:r>
@@ -1966,8 +2028,8 @@
       </w:r>
       <w:r>
         <w:rPr>
-          <w:iCs/>
-          <w:i/>
+          <w:i/>
+          <w:iCs/>
         </w:rPr>
         <w:t xml:space="preserve">g</w:t>
       </w:r>
@@ -2020,8 +2082,8 @@
       </w:r>
       <w:r>
         <w:rPr>
-          <w:iCs/>
-          <w:i/>
+          <w:i/>
+          <w:iCs/>
         </w:rPr>
         <w:t xml:space="preserve">retrieval effort hypothesis</w:t>
       </w:r>
@@ -2036,8 +2098,8 @@
       </w:r>
       <w:r>
         <w:rPr>
-          <w:iCs/>
-          <w:i/>
+          <w:i/>
+          <w:iCs/>
         </w:rPr>
         <w:t xml:space="preserve">elaborative retrieval hypothesis</w:t>
       </w:r>
@@ -2049,8 +2111,8 @@
       </w:r>
       <w:r>
         <w:rPr>
-          <w:iCs/>
-          <w:i/>
+          <w:i/>
+          <w:iCs/>
         </w:rPr>
         <w:t xml:space="preserve">transfer-appropriate processing</w:t>
       </w:r>
@@ -2065,8 +2127,8 @@
       </w:r>
       <w:r>
         <w:rPr>
-          <w:iCs/>
-          <w:i/>
+          <w:i/>
+          <w:iCs/>
         </w:rPr>
         <w:t xml:space="preserve">episodic context account</w:t>
       </w:r>
@@ -2290,15 +2352,15 @@
         <w:pStyle w:val="FirstParagraph"/>
       </w:pPr>
       <w:r>
-        <w:t xml:space="preserve">Rather than discussing mathematics learning within the spacing or testing literature in isolation, it may be better to consider them both here as it is often difficult to be sure whether students were required to retrieve the information (see below for details). Furthermore, there is evidence that spaced retrieval can greatly increase learning. One recent meta-analysis found a large overall effect (</w:t>
-      </w:r>
-      <w:r>
-        <w:t xml:space="preserve"> </w:t>
-      </w:r>
-      <w:r>
-        <w:rPr>
-          <w:iCs/>
-          <w:i/>
+        <w:t xml:space="preserve">Rather than discussing mathematics learning within the spacing or testing literature in isolation, it may be better to consider them both here as it is often difficult to be sure whether students were required to retrieve the information, or not, during practice. Furthermore, there is evidence that spaced retrieval can greatly increase learning. One recent meta-analysis found a large overall mean effect size (</w:t>
+      </w:r>
+      <w:r>
+        <w:t xml:space="preserve"> </w:t>
+      </w:r>
+      <w:r>
+        <w:rPr>
+          <w:i/>
+          <w:iCs/>
         </w:rPr>
         <w:t xml:space="preserve">g</w:t>
       </w:r>
@@ -2310,8 +2372,8 @@
       </w:r>
       <w:r>
         <w:rPr>
-          <w:iCs/>
-          <w:i/>
+          <w:i/>
+          <w:iCs/>
         </w:rPr>
         <w:t xml:space="preserve">g</w:t>
       </w:r>
@@ -2655,13 +2717,7 @@
         <w:t xml:space="preserve"> </w:t>
       </w:r>
       <w:r>
-        <w:t xml:space="preserve">“</w:t>
-      </w:r>
-      <w:r>
-        <w:t xml:space="preserve">was defined by the degree to which the task requires a number of distinct behaviours, the number of choices involved in the performance of the task, and the degree of uncertainty involved in performance of the task</w:t>
-      </w:r>
-      <w:r>
-        <w:t xml:space="preserve">”</w:t>
+        <w:t xml:space="preserve">“was defined by the degree to which the task requires a number of distinct behaviours, the number of choices involved in the performance of the task, and the degree of uncertainty involved in performance of the task”</w:t>
       </w:r>
       <w:r>
         <w:t xml:space="preserve"> </w:t>
@@ -2740,7 +2796,7 @@
         <w:pStyle w:val="FirstParagraph"/>
       </w:pPr>
       <w:r>
-        <w:t xml:space="preserve">Complexity is often defined procedurally or conceptually</w:t>
+        <w:t xml:space="preserve">In the mathematics learning domain task complexity is often defined procedurally or conceptually</w:t>
       </w:r>
       <w:r>
         <w:t xml:space="preserve"> </w:t>
@@ -2760,7 +2816,7 @@
         <w:t xml:space="preserve">)</w:t>
       </w:r>
       <w:r>
-        <w:t xml:space="preserve">. Previous reviews of the literature surrounding mathematical complexity of material suggest that experiments that claim to measure conceptual complexity are often ill defined and not operationalized in theoretically relevant ways, finding that only 35% of the studies defined conceptual knowledge</w:t>
+        <w:t xml:space="preserve">. Previous reviews of the literature surrounding task complexity of mathematics material suggest that experiments that claim to measure conceptual complexity are often ill defined and not operationalized in theoretically relevant ways, finding that only 35% of the studies actually defined conceptual knowledge</w:t>
       </w:r>
       <w:r>
         <w:t xml:space="preserve"> </w:t>
@@ -2780,7 +2836,7 @@
         <w:t xml:space="preserve">)</w:t>
       </w:r>
       <w:r>
-        <w:t xml:space="preserve">. Due to the lack of consensus on defining and operationalising conceptual complexity this project will focus on procedural complexity. While higher-level conceptual knowledge is important, basic procedural facts are still vital for students to gain proficiency in. For example, being able to quickly retrieve a procedure or basic fact is useful when solving more complex problems</w:t>
+        <w:t xml:space="preserve">. Due to the lack of consensus on defining and operationalising conceptual complexity this project will initially focus on procedural complexity. While higher-level conceptual knowledge is important, basic procedural facts are still vital for students to gain proficiency in. For example, being able to quickly retrieve a procedure or basic fact is useful when solving more complex problems</w:t>
       </w:r>
       <w:r>
         <w:t xml:space="preserve"> </w:t>
@@ -2820,7 +2876,7 @@
         <w:t xml:space="preserve">)</w:t>
       </w:r>
       <w:r>
-        <w:t xml:space="preserve">. This enables the selection of material, which requires few prerequisites and is novel to the participants, which is useful experimentally. Within mathematics education procedural knowledge is thought of as the knowledge of the steps of how to solve a particular problem. It is commonly measured by tracking participants’ accuracy on problem solving tasks</w:t>
+        <w:t xml:space="preserve">. This enables the selection of material, which requires few prerequisites and is novel to the participants, which is useful experimentally. Within mathematics, education procedural knowledge is thought of as the knowledge of the steps of how to solve a particular problem. It is commonly measured by tracking participants’ accuracy on problem solving tasks</w:t>
       </w:r>
       <w:r>
         <w:t xml:space="preserve"> </w:t>
@@ -2866,13 +2922,7 @@
         <w:t xml:space="preserve"> </w:t>
       </w:r>
       <w:r>
-        <w:t xml:space="preserve">“</w:t>
-      </w:r>
-      <w:r>
-        <w:t xml:space="preserve">!</w:t>
-      </w:r>
-      <w:r>
-        <w:t xml:space="preserve">”</w:t>
+        <w:t xml:space="preserve">“!”</w:t>
       </w:r>
       <w:r>
         <w:t xml:space="preserve"> </w:t>
@@ -2899,6 +2949,14 @@
       </w:r>
       <w:r>
         <w:t xml:space="preserve">. This is an example of prioritising the algorithm required to solve the specific problem, while reducing the complexity of the form the problem is presented in.</w:t>
+      </w:r>
+    </w:p>
+    <w:p>
+      <w:pPr>
+        <w:pStyle w:val="BodyText"/>
+      </w:pPr>
+      <w:r>
+        <w:t xml:space="preserve">In chapter four of this thesis, I switch from procedural complexity to element interactivity as the measurement of task complexity. Element interactivity was defined previously when discussing Working Memory Resource Depletion in the theories of the spacing effect section.</w:t>
       </w:r>
     </w:p>
     <w:bookmarkEnd w:id="38"/>
@@ -2916,19 +2974,13 @@
         <w:pStyle w:val="FirstParagraph"/>
       </w:pPr>
       <w:r>
-        <w:t xml:space="preserve">Several theories of the spacing effect may be affected by complexity. The study-phase retrieval account, for example, could predict the effects of spacing would increase, decrease, or disappear entirely, depending on the experimental design. To illustrate this, imagine a hypothetical experiment where low or high complexity material is either spaced or massed. If the spacing condition were equal across complexity conditions, the experimenter could choose to either optimise the spacing of the low or high complexity material. The</w:t>
-      </w:r>
-      <w:r>
-        <w:t xml:space="preserve"> </w:t>
-      </w:r>
-      <w:r>
-        <w:t xml:space="preserve">“</w:t>
-      </w:r>
-      <w:r>
-        <w:t xml:space="preserve">optimal</w:t>
-      </w:r>
-      <w:r>
-        <w:t xml:space="preserve">”</w:t>
+        <w:t xml:space="preserve">Several theories of the spacing effect may be affected by task complexity. The study-phase retrieval account, for example, could predict the effects of spacing would increase, decrease, or disappear entirely, depending on the experimental design. To illustrate this, imagine a hypothetical experiment where low or high complexity material is either spaced or massed. If the spacing condition were equal across complexity conditions, the experimenter could choose to either optimise the spacing of the low or high complexity material. The</w:t>
+      </w:r>
+      <w:r>
+        <w:t xml:space="preserve"> </w:t>
+      </w:r>
+      <w:r>
+        <w:t xml:space="preserve">“optimal”</w:t>
       </w:r>
       <w:r>
         <w:t xml:space="preserve"> </w:t>
@@ -2990,7 +3042,7 @@
         <w:pStyle w:val="BodyText"/>
       </w:pPr>
       <w:r>
-        <w:t xml:space="preserve">The deficient processing theory may predict that low complexity material would be glanced over and not given sufficient processing therefore weakening the effect of spacing. Alternatively, more complex material may have sufficient time to be processed in the massed condition, but insufficient time to process in the spaced condition. This would predict that the relationship between complexity and spacing would be highly dependent on the scheduling conditions. If complexity reduces the efficacy of the spacing effect, then subsequent experiments could aim to find ways around this. If the spacing effect relies on successful retrieval, complexity may reduce the efficacy of spacing by reducing the chance of successful retrieval. In this case shorter inter-session intervals may improve retention, as this will decrease the difficulty of retrieval.</w:t>
+        <w:t xml:space="preserve">The deficient processing theory may predict that low complexity material would be glanced over and not given sufficient processing therefore weakening the effect of spacing. Alternatively, more complex material may have sufficient time to be processed in the massed condition, but insufficient time to process in the spaced condition. This would predict that the relationship between complexity and spacing would be highly dependent on the scheduling conditions. If complexity reduces the efficacy of the spacing effect, then subsequent experiments could aim to find ways around this. If the spacing effect relies on successful retrieval, complexity may reduce the efficacy of spacing by reducing the chance of successful retrieval. In this case, shorter inter-session intervals may improve retention, as this will decrease the difficulty of retrieval.</w:t>
       </w:r>
     </w:p>
     <w:bookmarkEnd w:id="39"/>
@@ -3008,7 +3060,7 @@
         <w:pStyle w:val="FirstParagraph"/>
       </w:pPr>
       <w:r>
-        <w:t xml:space="preserve">This literature review defined spacing and retrieval, and looked at the factors that moderate the efficacy of spaced retrieval practice. Complexity appears to be an important moderator due to past meta-analyses</w:t>
+        <w:t xml:space="preserve">This literature review defined spacing and retrieval, and looked at the factors that moderate the efficacy of spaced retrieval practice. Complexity appears to be an important moderators indicated in past meta-analyses</w:t>
       </w:r>
       <w:r>
         <w:t xml:space="preserve"> </w:t>
@@ -3028,7 +3080,7 @@
         <w:t xml:space="preserve">)</w:t>
       </w:r>
       <w:r>
-        <w:t xml:space="preserve">, the lack of any studies that systematically investigate complexity and the ease in which it could be used to improve current spaced repetition algorithms. Therefore, initially this project will look at the following research questions and investigate these hypotheses: Does spaced retrieval practice work for mathematics learning? This question will be adressed through the meta-analysis. Does the procedural complexity of the material affect the efficacy of spaced retrieval practice? This question will be addressed through the first two experiments.</w:t>
+        <w:t xml:space="preserve">. Further, there is a lack of studies that systematically investigate complexity and the ease in which it could be used to improve current spaced repetition algorithms. Therefore, initially this project will look at the following research questions and investigate these hypotheses: Does spaced retrieval practice work for mathematics learning? This question will be adressed through the meta-analysis. Does the procedural complexity of the material affect the efficacy of spaced retrieval practice? This question will be addressed through the first two experiments.</w:t>
       </w:r>
     </w:p>
     <w:p>
@@ -3036,38 +3088,7 @@
         <w:pStyle w:val="BodyText"/>
       </w:pPr>
       <w:r>
-        <w:t xml:space="preserve">For our first two experiments we had three hypotheses. Firstly, spaced retrieval would lead to a greater retention than massed retrieval across all conditions. We did not expect the spacing effect to fully disappear or negatively affect learning. This hypothesis predicts a significant main effect of spacing. Secondly, participants would have lower retention of high complexity material. We suspected that as there were more connected steps to recall and use, participants in the higher complexity condition would have lower performance on the post-test. This hypothesis predicts a significant main effect of complexity. Thirdly, there would be an interaction between spacing and complexity. Specifically, there would be a significantly smaller effect of spacing in the high complexity condition than in the low complexity condition. We concluded that spaced retrieval practice can be effective for procedures of varying length.</w:t>
-      </w:r>
-    </w:p>
-    <w:p>
-      <w:pPr>
-        <w:pStyle w:val="BodyText"/>
-      </w:pPr>
-      <w:r>
-        <w:t xml:space="preserve">Following those experiments, we will seek to examine how element interactivity affects the efficacy of spaced retrieval practice.</w:t>
-      </w:r>
-      <w:r>
-        <w:t xml:space="preserve"> </w:t>
-      </w:r>
-      <w:r>
-        <w:t xml:space="preserve">O. Chen et al. (</w:t>
-      </w:r>
-      <w:hyperlink w:anchor="ref-chen2024">
-        <w:r>
-          <w:rPr>
-            <w:rStyle w:val="Hyperlink"/>
-          </w:rPr>
-          <w:t xml:space="preserve">2024</w:t>
-        </w:r>
-      </w:hyperlink>
-      <w:r>
-        <w:t xml:space="preserve">)</w:t>
-      </w:r>
-      <w:r>
-        <w:t xml:space="preserve"> </w:t>
-      </w:r>
-      <w:r>
-        <w:t xml:space="preserve">manipulated prior knowledge to investigate how that affected participants performance on high element interactivity material. We aim to try and minimize the effect of spaced retrieval practice on</w:t>
+        <w:t xml:space="preserve">For my first two experiments I had three hypotheses. Firstly, spaced retrieval would lead to a greater retention than massed retrieval across all conditions. I did not expect the spacing effect to fully disappear or negatively affect learning. This hypothesis predicts a significant main effect of spacing. Secondly, participants would have lower retention of high complexity material. I suspected that as there were more connected steps to recall and use, participants in the higher complexity condition would have lower performance on the post-test. This hypothesis predicts a significant main effect of complexity. Thirdly, there would be an interaction between spacing and complexity. Specifically, there would be a significantly smaller effect of spacing in the high complexity condition than in the low complexity condition. I concluded that spaced retrieval practice can be effective for procedures of varying length.</w:t>
       </w:r>
     </w:p>
     <w:bookmarkEnd w:id="40"/>
@@ -3095,8 +3116,8 @@
       </w:r>
       <w:r>
         <w:rPr>
-          <w:iCs/>
-          <w:i/>
+          <w:i/>
+          <w:iCs/>
         </w:rPr>
         <w:t xml:space="preserve">Why it works - ARC education</w:t>
       </w:r>
@@ -3129,8 +3150,8 @@
       </w:r>
       <w:r>
         <w:rPr>
-          <w:iCs/>
-          <w:i/>
+          <w:i/>
+          <w:iCs/>
         </w:rPr>
         <w:t xml:space="preserve">PRIMUS: Problems, Resources, and Issues in Mathematics Undergraduate Studies</w:t>
       </w:r>
@@ -3142,8 +3163,8 @@
       </w:r>
       <w:r>
         <w:rPr>
-          <w:iCs/>
-          <w:i/>
+          <w:i/>
+          <w:iCs/>
         </w:rPr>
         <w:t xml:space="preserve">30</w:t>
       </w:r>
@@ -3176,8 +3197,8 @@
       </w:r>
       <w:r>
         <w:rPr>
-          <w:iCs/>
-          <w:i/>
+          <w:i/>
+          <w:iCs/>
         </w:rPr>
         <w:t xml:space="preserve">2017 IEEE frontiers in education conference (FIE)</w:t>
       </w:r>
@@ -3189,8 +3210,8 @@
       </w:r>
       <w:r>
         <w:rPr>
-          <w:iCs/>
-          <w:i/>
+          <w:i/>
+          <w:iCs/>
         </w:rPr>
         <w:t xml:space="preserve">2017-October</w:t>
       </w:r>
@@ -3223,8 +3244,8 @@
       </w:r>
       <w:r>
         <w:rPr>
-          <w:iCs/>
-          <w:i/>
+          <w:i/>
+          <w:iCs/>
         </w:rPr>
         <w:t xml:space="preserve">Cogn. Psychol.</w:t>
       </w:r>
@@ -3236,8 +3257,8 @@
       </w:r>
       <w:r>
         <w:rPr>
-          <w:iCs/>
-          <w:i/>
+          <w:i/>
+          <w:iCs/>
         </w:rPr>
         <w:t xml:space="preserve">61</w:t>
       </w:r>
@@ -3270,8 +3291,8 @@
       </w:r>
       <w:r>
         <w:rPr>
-          <w:iCs/>
-          <w:i/>
+          <w:i/>
+          <w:iCs/>
         </w:rPr>
         <w:t xml:space="preserve">Making things hard on yourself, but in a good way: Creating desirable difficulties to enhance learning</w:t>
       </w:r>
@@ -3304,8 +3325,8 @@
       </w:r>
       <w:r>
         <w:rPr>
-          <w:iCs/>
-          <w:i/>
+          <w:i/>
+          <w:iCs/>
         </w:rPr>
         <w:t xml:space="preserve">J. Exp. Psychol. Learn. Mem. Cogn.</w:t>
       </w:r>
@@ -3317,8 +3338,8 @@
       </w:r>
       <w:r>
         <w:rPr>
-          <w:iCs/>
-          <w:i/>
+          <w:i/>
+          <w:iCs/>
         </w:rPr>
         <w:t xml:space="preserve">15</w:t>
       </w:r>
@@ -3351,8 +3372,8 @@
       </w:r>
       <w:r>
         <w:rPr>
-          <w:iCs/>
-          <w:i/>
+          <w:i/>
+          <w:iCs/>
         </w:rPr>
         <w:t xml:space="preserve">Independent analysis of the relationship between Sparx Maths and maths outcomes</w:t>
       </w:r>
@@ -3385,8 +3406,8 @@
       </w:r>
       <w:r>
         <w:rPr>
-          <w:iCs/>
-          <w:i/>
+          <w:i/>
+          <w:iCs/>
         </w:rPr>
         <w:t xml:space="preserve">J. Exp. Psychol. Learn. Mem. Cogn.</w:t>
       </w:r>
@@ -3398,8 +3419,8 @@
       </w:r>
       <w:r>
         <w:rPr>
-          <w:iCs/>
-          <w:i/>
+          <w:i/>
+          <w:iCs/>
         </w:rPr>
         <w:t xml:space="preserve">35</w:t>
       </w:r>
@@ -3432,8 +3453,8 @@
       </w:r>
       <w:r>
         <w:rPr>
-          <w:iCs/>
-          <w:i/>
+          <w:i/>
+          <w:iCs/>
         </w:rPr>
         <w:t xml:space="preserve">Memory &amp; Cognition</w:t>
       </w:r>
@@ -3445,8 +3466,8 @@
       </w:r>
       <w:r>
         <w:rPr>
-          <w:iCs/>
-          <w:i/>
+          <w:i/>
+          <w:iCs/>
         </w:rPr>
         <w:t xml:space="preserve">34</w:t>
       </w:r>
@@ -3468,8 +3489,8 @@
       </w:r>
       <w:r>
         <w:rPr>
-          <w:iCs/>
-          <w:i/>
+          <w:i/>
+          <w:iCs/>
         </w:rPr>
         <w:t xml:space="preserve">Psychol. Bull.</w:t>
       </w:r>
@@ -3481,8 +3502,8 @@
       </w:r>
       <w:r>
         <w:rPr>
-          <w:iCs/>
-          <w:i/>
+          <w:i/>
+          <w:iCs/>
         </w:rPr>
         <w:t xml:space="preserve">132</w:t>
       </w:r>
@@ -3515,8 +3536,8 @@
       </w:r>
       <w:r>
         <w:rPr>
-          <w:iCs/>
-          <w:i/>
+          <w:i/>
+          <w:iCs/>
         </w:rPr>
         <w:t xml:space="preserve">Psychol. Sci.</w:t>
       </w:r>
@@ -3528,8 +3549,8 @@
       </w:r>
       <w:r>
         <w:rPr>
-          <w:iCs/>
-          <w:i/>
+          <w:i/>
+          <w:iCs/>
         </w:rPr>
         <w:t xml:space="preserve">19</w:t>
       </w:r>
@@ -3562,8 +3583,8 @@
       </w:r>
       <w:r>
         <w:rPr>
-          <w:iCs/>
-          <w:i/>
+          <w:i/>
+          <w:iCs/>
         </w:rPr>
         <w:t xml:space="preserve">Educ. Psychol. Rev.</w:t>
       </w:r>
@@ -3575,8 +3596,8 @@
       </w:r>
       <w:r>
         <w:rPr>
-          <w:iCs/>
-          <w:i/>
+          <w:i/>
+          <w:iCs/>
         </w:rPr>
         <w:t xml:space="preserve">30</w:t>
       </w:r>
@@ -3609,8 +3630,8 @@
       </w:r>
       <w:r>
         <w:rPr>
-          <w:iCs/>
-          <w:i/>
+          <w:i/>
+          <w:iCs/>
         </w:rPr>
         <w:t xml:space="preserve">Contemporary Educational Psychology</w:t>
       </w:r>
@@ -3643,8 +3664,8 @@
       </w:r>
       <w:r>
         <w:rPr>
-          <w:iCs/>
-          <w:i/>
+          <w:i/>
+          <w:iCs/>
         </w:rPr>
         <w:t xml:space="preserve">Cognitive load theory, spacing effect, and working memory resources depletion</w:t>
       </w:r>
@@ -3667,12 +3688,43 @@
       </w:hyperlink>
     </w:p>
     <w:bookmarkEnd w:id="68"/>
-    <w:bookmarkStart w:id="70" w:name="ref-chen2023"/>
+    <w:bookmarkStart w:id="70" w:name="ref-chen2021"/>
     <w:p>
       <w:pPr>
         <w:pStyle w:val="Bibliography"/>
       </w:pPr>
       <w:r>
+        <w:t xml:space="preserve">Chen, O., &amp; Kalyuga, S. (2021). Working memory resources depletion makes delayed testing beneficial.</w:t>
+      </w:r>
+      <w:r>
+        <w:t xml:space="preserve"> </w:t>
+      </w:r>
+      <w:r>
+        <w:rPr>
+          <w:i/>
+          <w:iCs/>
+        </w:rPr>
+        <w:t xml:space="preserve">J. Cogn. Educ. Psychol.</w:t>
+      </w:r>
+      <w:r>
+        <w:t xml:space="preserve"> </w:t>
+      </w:r>
+      <w:hyperlink r:id="rId69">
+        <w:r>
+          <w:rPr>
+            <w:rStyle w:val="Hyperlink"/>
+          </w:rPr>
+          <w:t xml:space="preserve">https://connect.springerpub.com/content/sgrjcep/20/1/38.abstract</w:t>
+        </w:r>
+      </w:hyperlink>
+    </w:p>
+    <w:bookmarkEnd w:id="70"/>
+    <w:bookmarkStart w:id="72" w:name="ref-chen2023"/>
+    <w:p>
+      <w:pPr>
+        <w:pStyle w:val="Bibliography"/>
+      </w:pPr>
+      <w:r>
         <w:t xml:space="preserve">Chen, O., Paas, F., &amp; Sweller, J. (2023). A cognitive load theory approach to defining and measuring task complexity through element interactivity.</w:t>
       </w:r>
       <w:r>
@@ -3680,8 +3732,8 @@
       </w:r>
       <w:r>
         <w:rPr>
-          <w:iCs/>
-          <w:i/>
+          <w:i/>
+          <w:iCs/>
         </w:rPr>
         <w:t xml:space="preserve">Educ. Psychol. Rev.</w:t>
       </w:r>
@@ -3693,8 +3745,8 @@
       </w:r>
       <w:r>
         <w:rPr>
-          <w:iCs/>
-          <w:i/>
+          <w:i/>
+          <w:iCs/>
         </w:rPr>
         <w:t xml:space="preserve">35</w:t>
       </w:r>
@@ -3704,43 +3756,12 @@
       <w:r>
         <w:t xml:space="preserve"> </w:t>
       </w:r>
-      <w:hyperlink r:id="rId69">
+      <w:hyperlink r:id="rId71">
         <w:r>
           <w:rPr>
             <w:rStyle w:val="Hyperlink"/>
           </w:rPr>
           <w:t xml:space="preserve">https://doi.org/10.1007/s10648-023-09782-w</w:t>
-        </w:r>
-      </w:hyperlink>
-    </w:p>
-    <w:bookmarkEnd w:id="70"/>
-    <w:bookmarkStart w:id="72" w:name="ref-chen2021"/>
-    <w:p>
-      <w:pPr>
-        <w:pStyle w:val="Bibliography"/>
-      </w:pPr>
-      <w:r>
-        <w:t xml:space="preserve">Chen, &amp; Kalyuga. (2021). Working memory resources depletion makes delayed testing beneficial.</w:t>
-      </w:r>
-      <w:r>
-        <w:t xml:space="preserve"> </w:t>
-      </w:r>
-      <w:r>
-        <w:rPr>
-          <w:iCs/>
-          <w:i/>
-        </w:rPr>
-        <w:t xml:space="preserve">J. Cogn. Educ. Psychol.</w:t>
-      </w:r>
-      <w:r>
-        <w:t xml:space="preserve"> </w:t>
-      </w:r>
-      <w:hyperlink r:id="rId71">
-        <w:r>
-          <w:rPr>
-            <w:rStyle w:val="Hyperlink"/>
-          </w:rPr>
-          <w:t xml:space="preserve">https://connect.springerpub.com/content/sgrjcep/20/1/38.abstract</w:t>
         </w:r>
       </w:hyperlink>
     </w:p>
@@ -3758,8 +3779,8 @@
       </w:r>
       <w:r>
         <w:rPr>
-          <w:iCs/>
-          <w:i/>
+          <w:i/>
+          <w:iCs/>
         </w:rPr>
         <w:t xml:space="preserve">J. Stat. Educ.</w:t>
       </w:r>
@@ -3771,8 +3792,8 @@
       </w:r>
       <w:r>
         <w:rPr>
-          <w:iCs/>
-          <w:i/>
+          <w:i/>
+          <w:iCs/>
         </w:rPr>
         <w:t xml:space="preserve">23</w:t>
       </w:r>
@@ -3805,8 +3826,8 @@
       </w:r>
       <w:r>
         <w:rPr>
-          <w:iCs/>
-          <w:i/>
+          <w:i/>
+          <w:iCs/>
         </w:rPr>
         <w:t xml:space="preserve">Dev. Rev.</w:t>
       </w:r>
@@ -3818,8 +3839,8 @@
       </w:r>
       <w:r>
         <w:rPr>
-          <w:iCs/>
-          <w:i/>
+          <w:i/>
+          <w:iCs/>
         </w:rPr>
         <w:t xml:space="preserve">34</w:t>
       </w:r>
@@ -3852,8 +3873,8 @@
       </w:r>
       <w:r>
         <w:rPr>
-          <w:iCs/>
-          <w:i/>
+          <w:i/>
+          <w:iCs/>
         </w:rPr>
         <w:t xml:space="preserve">Spacing and testing effects: A deeply critical, lengthy, and at times discursive review of the literature</w:t>
       </w:r>
@@ -3889,8 +3910,8 @@
       </w:r>
       <w:r>
         <w:rPr>
-          <w:iCs/>
-          <w:i/>
+          <w:i/>
+          <w:iCs/>
         </w:rPr>
         <w:t xml:space="preserve">The spacing effect a case study in the failure to apply the results of psychological research</w:t>
       </w:r>
@@ -3912,8 +3933,8 @@
       </w:r>
       <w:r>
         <w:rPr>
-          <w:iCs/>
-          <w:i/>
+          <w:i/>
+          <w:iCs/>
         </w:rPr>
         <w:t xml:space="preserve">A meta-analytic review of the distribution of practice effect: Now you see it, now you don’t</w:t>
       </w:r>
@@ -3935,8 +3956,8 @@
       </w:r>
       <w:r>
         <w:rPr>
-          <w:iCs/>
-          <w:i/>
+          <w:i/>
+          <w:iCs/>
         </w:rPr>
         <w:t xml:space="preserve">Memory: A contribution to experimental psychology.</w:t>
       </w:r>
@@ -3958,8 +3979,8 @@
       </w:r>
       <w:r>
         <w:rPr>
-          <w:iCs/>
-          <w:i/>
+          <w:i/>
+          <w:iCs/>
         </w:rPr>
         <w:t xml:space="preserve">Appl. Cogn. Psychol.</w:t>
       </w:r>
@@ -3971,8 +3992,8 @@
       </w:r>
       <w:r>
         <w:rPr>
-          <w:iCs/>
-          <w:i/>
+          <w:i/>
+          <w:iCs/>
         </w:rPr>
         <w:t xml:space="preserve">35</w:t>
       </w:r>
@@ -4005,8 +4026,8 @@
       </w:r>
       <w:r>
         <w:rPr>
-          <w:iCs/>
-          <w:i/>
+          <w:i/>
+          <w:iCs/>
         </w:rPr>
         <w:t xml:space="preserve">Mem. Cognit.</w:t>
       </w:r>
@@ -4018,8 +4039,8 @@
       </w:r>
       <w:r>
         <w:rPr>
-          <w:iCs/>
-          <w:i/>
+          <w:i/>
+          <w:iCs/>
         </w:rPr>
         <w:t xml:space="preserve">47</w:t>
       </w:r>
@@ -4052,8 +4073,8 @@
       </w:r>
       <w:r>
         <w:rPr>
-          <w:iCs/>
-          <w:i/>
+          <w:i/>
+          <w:iCs/>
         </w:rPr>
         <w:t xml:space="preserve">Hegartymaths: Gimmick or game changer?</w:t>
       </w:r>
@@ -4089,8 +4110,8 @@
       </w:r>
       <w:r>
         <w:rPr>
-          <w:iCs/>
-          <w:i/>
+          <w:i/>
+          <w:iCs/>
         </w:rPr>
         <w:t xml:space="preserve">Mem. Cognit.</w:t>
       </w:r>
@@ -4102,8 +4123,8 @@
       </w:r>
       <w:r>
         <w:rPr>
-          <w:iCs/>
-          <w:i/>
+          <w:i/>
+          <w:iCs/>
         </w:rPr>
         <w:t xml:space="preserve">7</w:t>
       </w:r>
@@ -4136,8 +4157,8 @@
       </w:r>
       <w:r>
         <w:rPr>
-          <w:iCs/>
-          <w:i/>
+          <w:i/>
+          <w:iCs/>
         </w:rPr>
         <w:t xml:space="preserve">Visible learning: A synthesis of over 800 meta-analyses relating to achievement</w:t>
       </w:r>
@@ -4159,8 +4180,8 @@
       </w:r>
       <w:r>
         <w:rPr>
-          <w:iCs/>
-          <w:i/>
+          <w:i/>
+          <w:iCs/>
         </w:rPr>
         <w:t xml:space="preserve">Conceptual and Procedural Knowledge: The Case of Mathematics</w:t>
       </w:r>
@@ -4182,8 +4203,8 @@
       </w:r>
       <w:r>
         <w:rPr>
-          <w:iCs/>
-          <w:i/>
+          <w:i/>
+          <w:iCs/>
         </w:rPr>
         <w:t xml:space="preserve">Theories in Cognitive Psychology: The Loyola Symposium.</w:t>
       </w:r>
@@ -4195,8 +4216,8 @@
       </w:r>
       <w:r>
         <w:rPr>
-          <w:iCs/>
-          <w:i/>
+          <w:i/>
+          <w:iCs/>
         </w:rPr>
         <w:t xml:space="preserve">386</w:t>
       </w:r>
@@ -4229,8 +4250,8 @@
       </w:r>
       <w:r>
         <w:rPr>
-          <w:iCs/>
-          <w:i/>
+          <w:i/>
+          <w:iCs/>
         </w:rPr>
         <w:t xml:space="preserve">J. Verbal Learning Verbal Behav.</w:t>
       </w:r>
@@ -4242,8 +4263,8 @@
       </w:r>
       <w:r>
         <w:rPr>
-          <w:iCs/>
-          <w:i/>
+          <w:i/>
+          <w:iCs/>
         </w:rPr>
         <w:t xml:space="preserve">12</w:t>
       </w:r>
@@ -4276,8 +4297,8 @@
       </w:r>
       <w:r>
         <w:rPr>
-          <w:iCs/>
-          <w:i/>
+          <w:i/>
+          <w:iCs/>
         </w:rPr>
         <w:t xml:space="preserve">Educ. Psychol. Rev.</w:t>
       </w:r>
@@ -4289,8 +4310,8 @@
       </w:r>
       <w:r>
         <w:rPr>
-          <w:iCs/>
-          <w:i/>
+          <w:i/>
+          <w:iCs/>
         </w:rPr>
         <w:t xml:space="preserve">28</w:t>
       </w:r>
@@ -4323,8 +4344,8 @@
       </w:r>
       <w:r>
         <w:rPr>
-          <w:iCs/>
-          <w:i/>
+          <w:i/>
+          <w:iCs/>
         </w:rPr>
         <w:t xml:space="preserve">Curr. Dir. Psychol. Sci.</w:t>
       </w:r>
@@ -4336,8 +4357,8 @@
       </w:r>
       <w:r>
         <w:rPr>
-          <w:iCs/>
-          <w:i/>
+          <w:i/>
+          <w:iCs/>
         </w:rPr>
         <w:t xml:space="preserve">21</w:t>
       </w:r>
@@ -4370,8 +4391,8 @@
       </w:r>
       <w:r>
         <w:rPr>
-          <w:iCs/>
-          <w:i/>
+          <w:i/>
+          <w:iCs/>
         </w:rPr>
         <w:t xml:space="preserve">Retrieval-based learning: An episodic context account</w:t>
       </w:r>
@@ -4407,8 +4428,8 @@
       </w:r>
       <w:r>
         <w:rPr>
-          <w:iCs/>
-          <w:i/>
+          <w:i/>
+          <w:iCs/>
         </w:rPr>
         <w:t xml:space="preserve">Applied Psycholinguistics</w:t>
       </w:r>
@@ -4420,8 +4441,8 @@
       </w:r>
       <w:r>
         <w:rPr>
-          <w:iCs/>
-          <w:i/>
+          <w:i/>
+          <w:iCs/>
         </w:rPr>
         <w:t xml:space="preserve">40</w:t>
       </w:r>
@@ -4454,8 +4475,8 @@
       </w:r>
       <w:r>
         <w:rPr>
-          <w:iCs/>
-          <w:i/>
+          <w:i/>
+          <w:iCs/>
         </w:rPr>
         <w:t xml:space="preserve">Zeitschrift Für Psychologie</w:t>
       </w:r>
@@ -4467,8 +4488,8 @@
       </w:r>
       <w:r>
         <w:rPr>
-          <w:iCs/>
-          <w:i/>
+          <w:i/>
+          <w:iCs/>
         </w:rPr>
         <w:t xml:space="preserve">222</w:t>
       </w:r>
@@ -4501,8 +4522,8 @@
       </w:r>
       <w:r>
         <w:rPr>
-          <w:iCs/>
-          <w:i/>
+          <w:i/>
+          <w:iCs/>
         </w:rPr>
         <w:t xml:space="preserve">Educ. Psychol. Rev.</w:t>
       </w:r>
@@ -4514,8 +4535,8 @@
       </w:r>
       <w:r>
         <w:rPr>
-          <w:iCs/>
-          <w:i/>
+          <w:i/>
+          <w:iCs/>
         </w:rPr>
         <w:t xml:space="preserve">33</w:t>
       </w:r>
@@ -4548,8 +4569,8 @@
       </w:r>
       <w:r>
         <w:rPr>
-          <w:iCs/>
-          <w:i/>
+          <w:i/>
+          <w:iCs/>
         </w:rPr>
         <w:t xml:space="preserve">J. Mem. Lang.</w:t>
       </w:r>
@@ -4561,8 +4582,8 @@
       </w:r>
       <w:r>
         <w:rPr>
-          <w:iCs/>
-          <w:i/>
+          <w:i/>
+          <w:iCs/>
         </w:rPr>
         <w:t xml:space="preserve">64</w:t>
       </w:r>
@@ -4595,8 +4616,8 @@
       </w:r>
       <w:r>
         <w:rPr>
-          <w:iCs/>
-          <w:i/>
+          <w:i/>
+          <w:iCs/>
         </w:rPr>
         <w:t xml:space="preserve">Educ. Psychol. Rev.</w:t>
       </w:r>
@@ -4608,8 +4629,8 @@
       </w:r>
       <w:r>
         <w:rPr>
-          <w:iCs/>
-          <w:i/>
+          <w:i/>
+          <w:iCs/>
         </w:rPr>
         <w:t xml:space="preserve">32</w:t>
       </w:r>
@@ -4642,8 +4663,8 @@
       </w:r>
       <w:r>
         <w:rPr>
-          <w:iCs/>
-          <w:i/>
+          <w:i/>
+          <w:iCs/>
         </w:rPr>
         <w:t xml:space="preserve">Mem. Cognit.</w:t>
       </w:r>
@@ -4655,8 +4676,8 @@
       </w:r>
       <w:r>
         <w:rPr>
-          <w:iCs/>
-          <w:i/>
+          <w:i/>
+          <w:iCs/>
         </w:rPr>
         <w:t xml:space="preserve">11</w:t>
       </w:r>
@@ -4689,8 +4710,8 @@
       </w:r>
       <w:r>
         <w:rPr>
-          <w:iCs/>
-          <w:i/>
+          <w:i/>
+          <w:iCs/>
         </w:rPr>
         <w:t xml:space="preserve">Journal of Verbal Learning and Verbal Behavior</w:t>
       </w:r>
@@ -4702,8 +4723,8 @@
       </w:r>
       <w:r>
         <w:rPr>
-          <w:iCs/>
-          <w:i/>
+          <w:i/>
+          <w:iCs/>
         </w:rPr>
         <w:t xml:space="preserve">16</w:t>
       </w:r>
@@ -4725,8 +4746,8 @@
       </w:r>
       <w:r>
         <w:rPr>
-          <w:iCs/>
-          <w:i/>
+          <w:i/>
+          <w:iCs/>
         </w:rPr>
         <w:t xml:space="preserve">PLoS One</w:t>
       </w:r>
@@ -4738,8 +4759,8 @@
       </w:r>
       <w:r>
         <w:rPr>
-          <w:iCs/>
-          <w:i/>
+          <w:i/>
+          <w:iCs/>
         </w:rPr>
         <w:t xml:space="preserve">10</w:t>
       </w:r>
@@ -4772,8 +4793,8 @@
       </w:r>
       <w:r>
         <w:rPr>
-          <w:iCs/>
-          <w:i/>
+          <w:i/>
+          <w:iCs/>
         </w:rPr>
         <w:t xml:space="preserve">Trends Neurosci Educ</w:t>
       </w:r>
@@ -4785,8 +4806,8 @@
       </w:r>
       <w:r>
         <w:rPr>
-          <w:iCs/>
-          <w:i/>
+          <w:i/>
+          <w:iCs/>
         </w:rPr>
         <w:t xml:space="preserve">17</w:t>
       </w:r>
@@ -4819,8 +4840,8 @@
       </w:r>
       <w:r>
         <w:rPr>
-          <w:iCs/>
-          <w:i/>
+          <w:i/>
+          <w:iCs/>
         </w:rPr>
         <w:t xml:space="preserve">Research review series: mathematics</w:t>
       </w:r>
@@ -4853,8 +4874,8 @@
       </w:r>
       <w:r>
         <w:rPr>
-          <w:iCs/>
-          <w:i/>
+          <w:i/>
+          <w:iCs/>
         </w:rPr>
         <w:t xml:space="preserve">Cogn. Sci.</w:t>
       </w:r>
@@ -4866,8 +4887,8 @@
       </w:r>
       <w:r>
         <w:rPr>
-          <w:iCs/>
-          <w:i/>
+          <w:i/>
+          <w:iCs/>
         </w:rPr>
         <w:t xml:space="preserve">29</w:t>
       </w:r>
@@ -4900,8 +4921,8 @@
       </w:r>
       <w:r>
         <w:rPr>
-          <w:iCs/>
-          <w:i/>
+          <w:i/>
+          <w:iCs/>
         </w:rPr>
         <w:t xml:space="preserve">J. Mem. Lang.</w:t>
       </w:r>
@@ -4913,8 +4934,8 @@
       </w:r>
       <w:r>
         <w:rPr>
-          <w:iCs/>
-          <w:i/>
+          <w:i/>
+          <w:iCs/>
         </w:rPr>
         <w:t xml:space="preserve">60</w:t>
       </w:r>
@@ -4947,8 +4968,8 @@
       </w:r>
       <w:r>
         <w:rPr>
-          <w:iCs/>
-          <w:i/>
+          <w:i/>
+          <w:iCs/>
         </w:rPr>
         <w:t xml:space="preserve">Cogn. Sci.</w:t>
       </w:r>
@@ -4960,8 +4981,8 @@
       </w:r>
       <w:r>
         <w:rPr>
-          <w:iCs/>
-          <w:i/>
+          <w:i/>
+          <w:iCs/>
         </w:rPr>
         <w:t xml:space="preserve">27</w:t>
       </w:r>
@@ -4994,8 +5015,8 @@
       </w:r>
       <w:r>
         <w:rPr>
-          <w:iCs/>
-          <w:i/>
+          <w:i/>
+          <w:iCs/>
         </w:rPr>
         <w:t xml:space="preserve">Human Learning: Journal of Practical Research &amp; Applications</w:t>
       </w:r>
@@ -5007,8 +5028,8 @@
       </w:r>
       <w:r>
         <w:rPr>
-          <w:iCs/>
-          <w:i/>
+          <w:i/>
+          <w:iCs/>
         </w:rPr>
         <w:t xml:space="preserve">4</w:t>
       </w:r>
@@ -5041,8 +5062,8 @@
       </w:r>
       <w:r>
         <w:rPr>
-          <w:iCs/>
-          <w:i/>
+          <w:i/>
+          <w:iCs/>
         </w:rPr>
         <w:t xml:space="preserve">Psychon. Bull. Rev.</w:t>
       </w:r>
@@ -5054,8 +5075,8 @@
       </w:r>
       <w:r>
         <w:rPr>
-          <w:iCs/>
-          <w:i/>
+          <w:i/>
+          <w:iCs/>
         </w:rPr>
         <w:t xml:space="preserve">25</w:t>
       </w:r>
@@ -5088,8 +5109,8 @@
       </w:r>
       <w:r>
         <w:rPr>
-          <w:iCs/>
-          <w:i/>
+          <w:i/>
+          <w:iCs/>
         </w:rPr>
         <w:t xml:space="preserve">Psychol. Sci.</w:t>
       </w:r>
@@ -5101,8 +5122,8 @@
       </w:r>
       <w:r>
         <w:rPr>
-          <w:iCs/>
-          <w:i/>
+          <w:i/>
+          <w:iCs/>
         </w:rPr>
         <w:t xml:space="preserve">17</w:t>
       </w:r>
@@ -5135,8 +5156,8 @@
       </w:r>
       <w:r>
         <w:rPr>
-          <w:iCs/>
-          <w:i/>
+          <w:i/>
+          <w:iCs/>
         </w:rPr>
         <w:t xml:space="preserve">J. Appl. Res. Mem. Cogn.</w:t>
       </w:r>
@@ -5148,8 +5169,8 @@
       </w:r>
       <w:r>
         <w:rPr>
-          <w:iCs/>
-          <w:i/>
+          <w:i/>
+          <w:iCs/>
         </w:rPr>
         <w:t xml:space="preserve">1</w:t>
       </w:r>
@@ -5182,8 +5203,8 @@
       </w:r>
       <w:r>
         <w:rPr>
-          <w:iCs/>
-          <w:i/>
+          <w:i/>
+          <w:iCs/>
         </w:rPr>
         <w:t xml:space="preserve">Curr. Dir. Psychol. Sci.</w:t>
       </w:r>
@@ -5195,8 +5216,8 @@
       </w:r>
       <w:r>
         <w:rPr>
-          <w:iCs/>
-          <w:i/>
+          <w:i/>
+          <w:iCs/>
         </w:rPr>
         <w:t xml:space="preserve">16</w:t>
       </w:r>
@@ -5229,8 +5250,8 @@
       </w:r>
       <w:r>
         <w:rPr>
-          <w:iCs/>
-          <w:i/>
+          <w:i/>
+          <w:iCs/>
         </w:rPr>
         <w:t xml:space="preserve">Appl. Cogn. Psychol.</w:t>
       </w:r>
@@ -5242,8 +5263,8 @@
       </w:r>
       <w:r>
         <w:rPr>
-          <w:iCs/>
-          <w:i/>
+          <w:i/>
+          <w:iCs/>
         </w:rPr>
         <w:t xml:space="preserve">20</w:t>
       </w:r>
@@ -5276,8 +5297,8 @@
       </w:r>
       <w:r>
         <w:rPr>
-          <w:iCs/>
-          <w:i/>
+          <w:i/>
+          <w:iCs/>
         </w:rPr>
         <w:t xml:space="preserve">J. Verbal Learning Verbal Behav.</w:t>
       </w:r>
@@ -5289,8 +5310,8 @@
       </w:r>
       <w:r>
         <w:rPr>
-          <w:iCs/>
-          <w:i/>
+          <w:i/>
+          <w:iCs/>
         </w:rPr>
         <w:t xml:space="preserve">17</w:t>
       </w:r>
@@ -5323,8 +5344,8 @@
       </w:r>
       <w:r>
         <w:rPr>
-          <w:iCs/>
-          <w:i/>
+          <w:i/>
+          <w:iCs/>
         </w:rPr>
         <w:t xml:space="preserve">Psychol. Bull.</w:t>
       </w:r>
@@ -5336,8 +5357,8 @@
       </w:r>
       <w:r>
         <w:rPr>
-          <w:iCs/>
-          <w:i/>
+          <w:i/>
+          <w:iCs/>
         </w:rPr>
         <w:t xml:space="preserve">140</w:t>
       </w:r>
@@ -5370,8 +5391,8 @@
       </w:r>
       <w:r>
         <w:rPr>
-          <w:iCs/>
-          <w:i/>
+          <w:i/>
+          <w:iCs/>
         </w:rPr>
         <w:t xml:space="preserve">Journal of Verbal Learning and Verbal Behavior</w:t>
       </w:r>
@@ -5383,8 +5404,8 @@
       </w:r>
       <w:r>
         <w:rPr>
-          <w:iCs/>
-          <w:i/>
+          <w:i/>
+          <w:iCs/>
         </w:rPr>
         <w:t xml:space="preserve">11</w:t>
       </w:r>
@@ -5411,10 +5432,10 @@
       </w:pPr>
       <w:r>
         <w:rPr>
-          <w:iCs/>
-          <w:i/>
-        </w:rPr>
-        <w:t xml:space="preserve">Sparx maths - home</w:t>
+          <w:i/>
+          <w:iCs/>
+        </w:rPr>
+        <w:t xml:space="preserve">Sparx maths</w:t>
       </w:r>
       <w:r>
         <w:t xml:space="preserve">. (n.d.).</w:t>
@@ -5445,8 +5466,8 @@
       </w:r>
       <w:r>
         <w:rPr>
-          <w:iCs/>
-          <w:i/>
+          <w:i/>
+          <w:iCs/>
         </w:rPr>
         <w:t xml:space="preserve">Cognitive Science</w:t>
       </w:r>
@@ -5458,8 +5479,8 @@
       </w:r>
       <w:r>
         <w:rPr>
-          <w:iCs/>
-          <w:i/>
+          <w:i/>
+          <w:iCs/>
         </w:rPr>
         <w:t xml:space="preserve">12</w:t>
       </w:r>
@@ -5492,8 +5513,8 @@
       </w:r>
       <w:r>
         <w:rPr>
-          <w:iCs/>
-          <w:i/>
+          <w:i/>
+          <w:iCs/>
         </w:rPr>
         <w:t xml:space="preserve">Journal of Verbal Learning &amp; Verbal Behavior</w:t>
       </w:r>
@@ -5505,8 +5526,8 @@
       </w:r>
       <w:r>
         <w:rPr>
-          <w:iCs/>
-          <w:i/>
+          <w:i/>
+          <w:iCs/>
         </w:rPr>
         <w:t xml:space="preserve">15</w:t>
       </w:r>
@@ -5539,8 +5560,8 @@
       </w:r>
       <w:r>
         <w:rPr>
-          <w:iCs/>
-          <w:i/>
+          <w:i/>
+          <w:iCs/>
         </w:rPr>
         <w:t xml:space="preserve">J. Exp. Psychol. Learn. Mem. Cogn.</w:t>
       </w:r>
@@ -5552,8 +5573,8 @@
       </w:r>
       <w:r>
         <w:rPr>
-          <w:iCs/>
-          <w:i/>
+          <w:i/>
+          <w:iCs/>
         </w:rPr>
         <w:t xml:space="preserve">40</w:t>
       </w:r>
@@ -5586,8 +5607,8 @@
       </w:r>
       <w:r>
         <w:rPr>
-          <w:iCs/>
-          <w:i/>
+          <w:i/>
+          <w:iCs/>
         </w:rPr>
         <w:t xml:space="preserve">Cogn. Sci.</w:t>
       </w:r>
@@ -5599,8 +5620,8 @@
       </w:r>
       <w:r>
         <w:rPr>
-          <w:iCs/>
-          <w:i/>
+          <w:i/>
+          <w:iCs/>
         </w:rPr>
         <w:t xml:space="preserve">42 Suppl 3</w:t>
       </w:r>
@@ -5633,8 +5654,8 @@
       </w:r>
       <w:r>
         <w:rPr>
-          <w:iCs/>
-          <w:i/>
+          <w:i/>
+          <w:iCs/>
         </w:rPr>
         <w:t xml:space="preserve">J. Exp. Psychol. Learn. Mem. Cogn.</w:t>
       </w:r>
@@ -5646,8 +5667,8 @@
       </w:r>
       <w:r>
         <w:rPr>
-          <w:iCs/>
-          <w:i/>
+          <w:i/>
+          <w:iCs/>
         </w:rPr>
         <w:t xml:space="preserve">43</w:t>
       </w:r>
@@ -5680,8 +5701,8 @@
       </w:r>
       <w:r>
         <w:rPr>
-          <w:iCs/>
-          <w:i/>
+          <w:i/>
+          <w:iCs/>
         </w:rPr>
         <w:t xml:space="preserve">Psychol. Bull.</w:t>
       </w:r>
@@ -5693,8 +5714,8 @@
       </w:r>
       <w:r>
         <w:rPr>
-          <w:iCs/>
-          <w:i/>
+          <w:i/>
+          <w:iCs/>
         </w:rPr>
         <w:t xml:space="preserve">147</w:t>
       </w:r>
@@ -6144,14 +6165,14 @@
     </w:lvl>
   </w:abstractNum>
   <w:abstractNum w:abstractNumId="990">
-    <w:nsid w:val="A990"/>
+    <w:nsid w:val="0000A990"/>
     <w:multiLevelType w:val="multilevel"/>
     <w:lvl w:ilvl="0">
       <w:numFmt w:val="bullet"/>
       <w:lvlText w:val=" "/>
       <w:lvlJc w:val="left"/>
       <w:pPr>
-        <w:ind w:left="720" w:hanging="480"/>
+        <w:ind w:left="720" w:hanging="360"/>
       </w:pPr>
     </w:lvl>
     <w:lvl w:ilvl="1">
@@ -6159,7 +6180,7 @@
       <w:lvlText w:val=" "/>
       <w:lvlJc w:val="left"/>
       <w:pPr>
-        <w:ind w:left="1440" w:hanging="480"/>
+        <w:ind w:left="1440" w:hanging="360"/>
       </w:pPr>
     </w:lvl>
     <w:lvl w:ilvl="2">
@@ -6167,7 +6188,7 @@
       <w:lvlText w:val=" "/>
       <w:lvlJc w:val="left"/>
       <w:pPr>
-        <w:ind w:left="2160" w:hanging="480"/>
+        <w:ind w:left="2160" w:hanging="360"/>
       </w:pPr>
     </w:lvl>
     <w:lvl w:ilvl="3">
@@ -6175,7 +6196,7 @@
       <w:lvlText w:val=" "/>
       <w:lvlJc w:val="left"/>
       <w:pPr>
-        <w:ind w:left="2880" w:hanging="480"/>
+        <w:ind w:left="2880" w:hanging="360"/>
       </w:pPr>
     </w:lvl>
     <w:lvl w:ilvl="4">
@@ -6183,7 +6204,7 @@
       <w:lvlText w:val=" "/>
       <w:lvlJc w:val="left"/>
       <w:pPr>
-        <w:ind w:left="3600" w:hanging="480"/>
+        <w:ind w:left="3600" w:hanging="360"/>
       </w:pPr>
     </w:lvl>
     <w:lvl w:ilvl="5">
@@ -6191,7 +6212,7 @@
       <w:lvlText w:val=" "/>
       <w:lvlJc w:val="left"/>
       <w:pPr>
-        <w:ind w:left="4320" w:hanging="480"/>
+        <w:ind w:left="4320" w:hanging="360"/>
       </w:pPr>
     </w:lvl>
     <w:lvl w:ilvl="6">
@@ -6199,7 +6220,7 @@
       <w:lvlText w:val=" "/>
       <w:lvlJc w:val="left"/>
       <w:pPr>
-        <w:ind w:left="5040" w:hanging="480"/>
+        <w:ind w:left="5040" w:hanging="360"/>
       </w:pPr>
     </w:lvl>
     <w:lvl w:ilvl="7">
@@ -6207,7 +6228,7 @@
       <w:lvlText w:val=" "/>
       <w:lvlJc w:val="left"/>
       <w:pPr>
-        <w:ind w:left="5760" w:hanging="480"/>
+        <w:ind w:left="5760" w:hanging="360"/>
       </w:pPr>
     </w:lvl>
     <w:lvl w:ilvl="8">
@@ -6215,7 +6236,7 @@
       <w:lvlText w:val=" "/>
       <w:lvlJc w:val="left"/>
       <w:pPr>
-        <w:ind w:left="6480" w:hanging="480"/>
+        <w:ind w:left="6480" w:hanging="360"/>
       </w:pPr>
     </w:lvl>
   </w:abstractNum>
